--- a/HARD_THRUST_KINDLE.docx
+++ b/HARD_THRUST_KINDLE.docx
@@ -111,7 +111,7 @@
     <w:p>
       <w:pPr/>
       <w:r>
-        <w:t>I shifted in the driver's seat, my jacket creaking. Brown leather, worn and comfortable. I'd picked it up years ago—Portland or Seattle, one of those research trips that blurred together after too many drinks. Already broken in when I found it, like it had been waiting for me.</w:t>
+        <w:t>I shifted in the driver's seat, my jacket creaking. Brown leather, worn and comfortable. I'd picked it up years ago—Portland or Seattle, one of those research trips that blurred together after too many drinks. Secondhand, already broken in when I found it, somebody else's miles worn soft into the leather before mine.</w:t>
       </w:r>
     </w:p>
     <w:p>
@@ -150,7 +150,7 @@
     <w:p>
       <w:pPr/>
       <w:r>
-        <w:t>This was where it would happen. Where everything would come together for the manuscript.</w:t>
+        <w:t>This was the place. Where the book would finally come together—where the shape I'd been chasing for a year would lock into focus.</w:t>
       </w:r>
     </w:p>
     <w:p>
@@ -6811,7 +6811,7 @@
     <w:p>
       <w:pPr/>
       <w:r>
-        <w:t>Other times it felt like the career had built itself around me. Especially the early stuff—the freelance pieces, the anonymous columns, back when I was just another voice writing about other people's tragedies.</w:t>
+        <w:t>Other times it felt like the work had chosen me more than I'd chosen it—the way a beat finds a reporter. The early stuff especially: the freelance pieces, the anonymous columns, back when I was just another voice writing about other people's tragedies.</w:t>
       </w:r>
     </w:p>
     <w:p>
@@ -6982,7 +6982,7 @@
     <w:p>
       <w:pPr/>
       <w:r>
-        <w:t>Standard issue. The kind you'd find at any hardware store. Size large—common enough. When I tried it on, it fit roughly—the leather stiff from weather and time. Could belong to anyone.</w:t>
+        <w:t>Standard issue. The kind you'd find at any hardware store. Size large—common enough. The leather was stiff from weather and time. Could belong to anyone.</w:t>
       </w:r>
     </w:p>
     <w:p>
@@ -9646,13 +9646,13 @@
     <w:p>
       <w:pPr/>
       <w:r>
-        <w:t>In the very back row, partially obscured by someone's raised arm, a blurred figure. Too far from the camera, the focus soft and indistinct. Could have been anyone—a dark coat and the vague suggestion of a face turned slightly away.</w:t>
-      </w:r>
-    </w:p>
-    <w:p>
-      <w:pPr/>
-      <w:r>
-        <w:t>I'd stared at that photo for a few moments while the clerk rang up firewood supplies. The figure's posture had caught my eye—the way the shoulders angled, maybe—but the image was too grainy to make out any real details. Probably paranoia. Seeing patterns where there were none.</w:t>
+        <w:t>In the very back row, half-turned from the lens, a man I couldn't place. A dark coat, a jaw shadowed with beard, a face angled away as though he'd felt the shutter coming.</w:t>
+      </w:r>
+    </w:p>
+    <w:p>
+      <w:pPr/>
+      <w:r>
+        <w:t>I'd stared at that photo while the clerk rang up firewood supplies, and finally asked who he was. The clerk squinted, shrugged. "That winter? Estate had a hired man out there—caretaker, seasonal. Kept to himself, gone by spring. Couldn't tell you his name." The victim had vanished that same February. And the one man living on the grounds when she died had walked off without leaving so much as a name behind.</w:t>
       </w:r>
     </w:p>
     <w:p>
@@ -9664,31 +9664,19 @@
     <w:p>
       <w:pPr/>
       <w:r>
-        <w:t>I pulled up my calendar archives, email history, anything that would show where I'd been in early 2020.</w:t>
-      </w:r>
-    </w:p>
-    <w:p>
-      <w:pPr/>
-      <w:r>
-        <w:t>Sparse. A handful of emails sent from my phone, locations unavailable. A few credit card charges in Oregon. Almost no photos. No social media posts. No article bylines.</w:t>
-      </w:r>
-    </w:p>
-    <w:p>
-      <w:pPr/>
-      <w:r>
-        <w:t>Two weeks of my life, barely documented.</w:t>
-      </w:r>
-    </w:p>
-    <w:p>
-      <w:pPr/>
-      <w:r>
-        <w:t>At the time, I'd assumed I'd been working on a book. Deep research phase. I'd been focused, tunneled in. Hadn't bothered with social media or photos.</w:t>
-      </w:r>
-    </w:p>
-    <w:p>
-      <w:pPr/>
-      <w:r>
-        <w:t>But now?</w:t>
+        <w:t>A caretaker no one could name. Here the winter a woman was murdered. Gone before the thaw. For a true-crime podcaster it was the oldest shape in the book—the man who was always there and never counted. Put a name to him and the whole case might crack open.</w:t>
+      </w:r>
+    </w:p>
+    <w:p>
+      <w:pPr/>
+      <w:r>
+        <w:t>I ran what searches I could. The property-management company had changed hands twice since 2020; the old employment records were gone, lost in the shuffle. No name. No photo but the grainy one on a hardware-store corkboard. A ghost who'd split firewood for a dead woman and evaporated by spring.</w:t>
+      </w:r>
+    </w:p>
+    <w:p>
+      <w:pPr/>
+      <w:r>
+        <w:t>Somewhere under the exhaustion a colder thought tried to surface—about my own memory, about the gaps that kept opening in my days after Eleanor's meals—but I already knew what that was. That was the drug talking. That was exactly what she wanted me thinking: that the problem was me. I shut it down and stayed on the caretaker.</w:t>
       </w:r>
     </w:p>
     <w:p>
@@ -10387,7 +10375,7 @@
         <w:pStyle w:val="Heading1"/>
       </w:pPr>
       <w:r>
-        <w:t>CHAPTER 11: FRACTURES</w:t>
+        <w:t>CHAPTER 11: THE FOG</w:t>
       </w:r>
     </w:p>
     <w:p>
@@ -11462,55 +11450,79 @@
     <w:p>
       <w:pPr/>
       <w:r>
-        <w:t>The contents were unsettling. Dates and times. Observations about the estate—which doors were usually locked, which windows faced the tree line, how far the cottage was from the main house.</w:t>
-      </w:r>
-    </w:p>
-    <w:p>
-      <w:pPr/>
-      <w:r>
-        <w:t>It read like surveillance notes. Like someone documenting a target.</w:t>
-      </w:r>
-    </w:p>
-    <w:p>
-      <w:pPr/>
-      <w:r>
-        <w:t>But I didn't remember writing any of this. The dates were wrong—or I was wrong about the dates. Had I really been tracking all of this without remembering?</w:t>
-      </w:r>
-    </w:p>
-    <w:p>
-      <w:pPr/>
-      <w:r>
-        <w:t>I scrolled down.</w:t>
-      </w:r>
-    </w:p>
-    <w:p>
-      <w:pPr/>
-      <w:r>
-        <w:t>More notes. About Eleanor specifically. When she came and went. Which lights in the cottage turned off first at night. The route she ran every morning at dawn—always the same, always alone.</w:t>
-      </w:r>
-    </w:p>
-    <w:p>
-      <w:pPr/>
-      <w:r>
-        <w:t>My hands were shaking so badly I could barely control the trackpad.</w:t>
-      </w:r>
-    </w:p>
-    <w:p>
-      <w:pPr/>
-      <w:r>
-        <w:t>This wasn't investigation. This was—</w:t>
-      </w:r>
-    </w:p>
-    <w:p>
-      <w:pPr/>
-      <w:r>
-        <w:t xml:space="preserve">The word that came to mind was </w:t>
+        <w:t xml:space="preserve">The contents were unsettling. Dates and times—but not the estate's, and not Eleanor's. Mine. </w:t>
       </w:r>
       <w:r>
         <w:rPr>
           <w:i/>
         </w:rPr>
-        <w:t>targeting.</w:t>
+        <w:t>Subject woke 6:12. Subject took coffee on the east porch, 6:40. Subject walked the north trail, 7:05–7:52.</w:t>
+      </w:r>
+      <w:r>
+        <w:t xml:space="preserve"> Line after line of it. Where I'd gone. How long I'd stayed. Which windows I stood at, and for how long.</w:t>
+      </w:r>
+    </w:p>
+    <w:p>
+      <w:pPr/>
+      <w:r>
+        <w:t>Someone had spent days watching me. Timing me. Learning my routine the way you'd learn a target's.</w:t>
+      </w:r>
+    </w:p>
+    <w:p>
+      <w:pPr/>
+      <w:r>
+        <w:t xml:space="preserve">But I didn't remember writing any of this. And why would I—these were </w:t>
+      </w:r>
+      <w:r>
+        <w:rPr>
+          <w:i/>
+        </w:rPr>
+        <w:t>my</w:t>
+      </w:r>
+      <w:r>
+        <w:t xml:space="preserve"> movements, set down by somebody standing outside my own life, looking in.</w:t>
+      </w:r>
+    </w:p>
+    <w:p>
+      <w:pPr/>
+      <w:r>
+        <w:t>I scrolled down.</w:t>
+      </w:r>
+    </w:p>
+    <w:p>
+      <w:pPr/>
+      <w:r>
+        <w:t xml:space="preserve">More of the same. The nights I couldn't sleep and paced the library. The exact minute my bedroom light went dark. And then a line that stopped my breath cold: </w:t>
+      </w:r>
+      <w:r>
+        <w:rPr>
+          <w:i/>
+        </w:rPr>
+        <w:t>subject does not remember the gaps.</w:t>
+      </w:r>
+    </w:p>
+    <w:p>
+      <w:pPr/>
+      <w:r>
+        <w:t>My hands were shaking so badly I could barely control the trackpad.</w:t>
+      </w:r>
+    </w:p>
+    <w:p>
+      <w:pPr/>
+      <w:r>
+        <w:t>This wasn't a writer's notes. This was—</w:t>
+      </w:r>
+    </w:p>
+    <w:p>
+      <w:pPr/>
+      <w:r>
+        <w:t xml:space="preserve">The word that came to mind was </w:t>
+      </w:r>
+      <w:r>
+        <w:rPr>
+          <w:i/>
+        </w:rPr>
+        <w:t>prey.</w:t>
       </w:r>
     </w:p>
     <w:p>
@@ -11522,7 +11534,7 @@
     <w:p>
       <w:pPr/>
       <w:r>
-        <w:t>Someone had written this. During those three hours I couldn't account for—the same stretch Eleanor had been in the mansion—someone had documented Eleanor like prey. Measured her vulnerabilities. Cataloged her routines. Planned—</w:t>
+        <w:t>Someone had written this. During those three hours I couldn't account for—the same stretch Eleanor had been in the mansion—someone had sat at my desk and set me down like an animal to be tracked. Measured my habits. Marked the hours I'd be alone. Learned me—</w:t>
       </w:r>
     </w:p>
     <w:p>
@@ -11534,13 +11546,13 @@
     <w:p>
       <w:pPr/>
       <w:r>
-        <w:t>Eleanor had access to my laptop. She could have created this file herself, typed it while I slept, planted it to make me think I was losing my mind. The footage showed someone at my desk, but the angle was bad, the lighting worse. Could that have been her? Same build, similar height when seated. She'd have my login password—she'd watched me type it enough times.</w:t>
-      </w:r>
-    </w:p>
-    <w:p>
-      <w:pPr/>
-      <w:r>
-        <w:t>That had to be it. Eleanor had been in here. She had access. She had my password.</w:t>
+        <w:t>Eleanor had access to my laptop. She could have written it herself, typed it while I slept, planted it so I'd feel hunted inside my own skin. I checked the file's properties—created 4:52 AM, last saved 7:41, under my own account. My stomach turned. But that proved nothing. She'd watched me thumb in my password a dozen times across a dozen dinners, and the figure at the desk in the footage was all bad angle and shadow. Same build. Similar height, seated. It could have been her the whole time.</w:t>
+      </w:r>
+    </w:p>
+    <w:p>
+      <w:pPr/>
+      <w:r>
+        <w:t>That had to be it. Eleanor had been in here. She had access. She had my password. She'd been studying me for weeks—and she wanted me to know it.</w:t>
       </w:r>
     </w:p>
     <w:p>
@@ -14330,19 +14342,19 @@
     <w:p>
       <w:pPr/>
       <w:r>
-        <w:t>There were two pairs of boots on the floor. My hiking boots, the ones I'd brought from Portland—brown leather, well-worn. And next to them, a pair I'd never seen before. Black. Muddy. The same size as mine, but caked with dried earth I didn't recognize.</w:t>
-      </w:r>
-    </w:p>
-    <w:p>
-      <w:pPr/>
-      <w:r>
-        <w:t>I crouched down, studied them. The mud was reddish-brown, clay-heavy. Not the black forest soil around the mansion. Eleanor. Had to be Eleanor. This was her doing.</w:t>
-      </w:r>
-    </w:p>
-    <w:p>
-      <w:pPr/>
-      <w:r>
-        <w:t>Had Eleanor put them here? Was this part of whatever she was planning?</w:t>
+        <w:t>There were two pairs of boots on the floor. My hiking boots, the ones I'd brought from Portland—brown leather, well-worn. And next to them, a pair I'd never seen before. Black. Muddy. Close to my size but not quite—a half size small, the kind of thing you'd only notice once your toes hit the end. A brand I didn't own, caked with dried earth I didn't recognize.</w:t>
+      </w:r>
+    </w:p>
+    <w:p>
+      <w:pPr/>
+      <w:r>
+        <w:t>I crouched down, studied them. The mud was reddish-brown, clay-heavy. Not the black forest soil around the mansion. Eleanor. It had to be Eleanor—in my room, in my closet, leaving me a pair of dead man's boots to find. Planting them the way she'd planted the rest, so that when the police finally came it would be my closet they searched, my story that fell apart.</w:t>
+      </w:r>
+    </w:p>
+    <w:p>
+      <w:pPr/>
+      <w:r>
+        <w:t>Had she worn them out to that clearing herself? Was this part of whatever she was building against me?</w:t>
       </w:r>
     </w:p>
     <w:p>
@@ -16176,6 +16188,21 @@
     <w:p>
       <w:pPr/>
       <w:r>
+        <w:t xml:space="preserve">There's one clip I keep going back to. 3:12 AM, four nights ago, the camera I'd wedged in the crook of the old oak by the gate. For less than a second something crosses the frame at the tree line—upright, too big for a deer, moving with a person's deliberateness. Not Eleanor; her cottage windows were dark, her car cold in the morning. I enhanced it until the pixels dissolved and got nothing but a dark shape and the suggestion of a coat. Probably a trick of the motion sensor. Snow-load dropping off a branch. But the grainy man from that hardware-store photo kept surfacing, unbidden. </w:t>
+      </w:r>
+      <w:r>
+        <w:rPr>
+          <w:i/>
+        </w:rPr>
+        <w:t>Gone by spring.</w:t>
+      </w:r>
+      <w:r>
+        <w:t xml:space="preserve"> What if he'd never really gone at all?</w:t>
+      </w:r>
+    </w:p>
+    <w:p>
+      <w:pPr/>
+      <w:r>
         <w:t xml:space="preserve">At 2 PM, a text arrives: </w:t>
       </w:r>
       <w:r>
@@ -17897,7 +17924,7 @@
         <w:pStyle w:val="Heading1"/>
       </w:pPr>
       <w:r>
-        <w:t>CHAPTER 17: THE WRITING</w:t>
+        <w:t>CHAPTER 17: RESEARCH</w:t>
       </w:r>
     </w:p>
     <w:p>
@@ -18306,7 +18333,7 @@
     <w:p>
       <w:pPr/>
       <w:r>
-        <w:t>I thought about the fiction I'd been writing—dark psychological thriller, a killer's mindset. Nothing like this specific case. Different victim, different circumstances. But still, hearing about an actual murder at a place where I was writing about fictional ones was strange. Like the setting was bleeding into my work, or vice versa.</w:t>
+        <w:t>I thought about the fiction I'd been writing—dark psychological thriller, a killer's mindset. Nothing like this specific case. Different victim, different circumstances. Strangulation, the woods, a shallow grave—grim, but nothing I hadn't read a hundred times over in the case files and coroner's reports I'd spent a decade buried in. That was why the scene had come so easily, I told myself. Not prophecy. Just research with nowhere else to go.</w:t>
       </w:r>
     </w:p>
     <w:p>
@@ -19314,7 +19341,7 @@
     <w:p>
       <w:pPr/>
       <w:r>
-        <w:t>She's been making me think I've been here before. Making me write things that sound like confession. Planting false memories, false evidence. Muddy boots in my closet I never bought. Journal entries that look like my handwriting but can't be. Torn pages from a guest book that I suspect once held my name—pages conveniently destroyed before I could verify anything.</w:t>
+        <w:t>She's rewriting what I think is real. Planting things—little wrongnesses I can't account for, evidence that appears out of nowhere. Muddy boots in my closet I never bought. Pages torn out of the old guest book before I could read them. She wants me chasing my own tail instead of watching her.</w:t>
       </w:r>
     </w:p>
     <w:p>
@@ -21091,88 +21118,31 @@
     <w:p>
       <w:pPr/>
       <w:r>
-        <w:t>Burial sites? Dump sites?</w:t>
-      </w:r>
-    </w:p>
-    <w:p>
-      <w:pPr/>
-      <w:r>
-        <w:t>And then I found the note.</w:t>
-      </w:r>
-    </w:p>
-    <w:p>
-      <w:pPr/>
-      <w:r>
-        <w:t>Handwritten on yellow legal paper, paper-clipped to a timeline:</w:t>
-      </w:r>
-    </w:p>
-    <w:p>
-      <w:pPr/>
-      <w:r>
-        <w:t>**"Joshua Caine - Timeline:</w:t>
-      </w:r>
-    </w:p>
-    <w:p>
-      <w:pPr/>
-      <w:r>
-        <w:t>2019: Podcast launch (cover?)</w:t>
-      </w:r>
-    </w:p>
-    <w:p>
-      <w:pPr/>
-      <w:r>
-        <w:t>2020: Thornewood visit - February (confirmed via guest book - handwriting matches, I'm sure of it)</w:t>
-      </w:r>
-    </w:p>
-    <w:p>
-      <w:pPr/>
-      <w:r>
-        <w:t>2021-2023: Tracking patterns, documenting movements</w:t>
-      </w:r>
-    </w:p>
-    <w:p>
-      <w:pPr/>
-      <w:r>
-        <w:t>2024: Return to Thornewood planned - opportunity to confirm and document"**</w:t>
-      </w:r>
-    </w:p>
-    <w:p>
-      <w:pPr/>
-      <w:r>
-        <w:t>Below that, underlined three times:</w:t>
-      </w:r>
-    </w:p>
-    <w:p>
-      <w:pPr/>
-      <w:r>
-        <w:rPr>
-          <w:b/>
-        </w:rPr>
-        <w:t>PROOF</w:t>
-      </w:r>
-    </w:p>
-    <w:p>
-      <w:pPr/>
-      <w:r>
-        <w:t>I stared at the note, trying to understand.</w:t>
-      </w:r>
-    </w:p>
-    <w:p>
-      <w:pPr/>
-      <w:r>
-        <w:t>The suspect profile had stopped me for a moment—it described someone male, a drifter with no fixed address. Not Eleanor. But that was the cover. The file looked like detective work so that the second box, the third, the surveillance photos could be explained away if anyone ever searched this room. A plausible innocent story sitting on top of the real one.</w:t>
-      </w:r>
-    </w:p>
-    <w:p>
-      <w:pPr/>
-      <w:r>
-        <w:t>Whatever story she'd built in her head about me, it was thorough. Obsessive. And completely wrong.</w:t>
-      </w:r>
-    </w:p>
-    <w:p>
-      <w:pPr/>
-      <w:r>
-        <w:t>She'd built her case against the wrong person.</w:t>
+        <w:t>Burial sites? Dump sites? Or just the corners of the grounds where her nameless drifter might have gone to ground—she'd have mapped them the way I mapped everything, chasing a man who was never here.</w:t>
+      </w:r>
+    </w:p>
+    <w:p>
+      <w:pPr/>
+      <w:r>
+        <w:t>Because that was what I kept circling back to. The suspect in her files was male. A drifter with no fixed address, no name, gone for years. Not me. Whatever she believed she was doing at Thornewood, she was hunting a ghost—and somewhere along the way she'd tangled me into it. Photographed me. Followed me. Filled a box with my face and convinced herself I was a thread that led to him.</w:t>
+      </w:r>
+    </w:p>
+    <w:p>
+      <w:pPr/>
+      <w:r>
+        <w:t>A witness she could use, maybe. A true-crime writer who'd covered these cases and might know something without knowing he knew it. That was the only way the photographs made any sense.</w:t>
+      </w:r>
+    </w:p>
+    <w:p>
+      <w:pPr/>
+      <w:r>
+        <w:t>Whatever story she'd built in her head about me, it was thorough. Obsessive. And, I told myself, completely wrong.</w:t>
+      </w:r>
+    </w:p>
+    <w:p>
+      <w:pPr/>
+      <w:r>
+        <w:t>She'd built her case around the wrong person.</w:t>
       </w:r>
     </w:p>
     <w:p>
@@ -21751,7 +21721,7 @@
         <w:pStyle w:val="Heading1"/>
       </w:pPr>
       <w:r>
-        <w:t>CHAPTER 20: PREPARATION</w:t>
+        <w:t>CHAPTER 20: OBSESSION</w:t>
       </w:r>
     </w:p>
     <w:p>
@@ -22015,13 +21985,13 @@
         <w:pStyle w:val="NoIndent"/>
       </w:pPr>
       <w:r>
-        <w:t>I went through what I'd gathered.</w:t>
-      </w:r>
-    </w:p>
-    <w:p>
-      <w:pPr/>
-      <w:r>
-        <w:t>Everything I'd collected over the months. All the leverage I'd been assembling. Questions that kept circling.</w:t>
+        <w:t>I went through it all again.</w:t>
+      </w:r>
+    </w:p>
+    <w:p>
+      <w:pPr/>
+      <w:r>
+        <w:t>Everything I'd taken from him over the months, piece by piece, without his ever knowing. Every soft place I'd found. Questions that kept circling.</w:t>
       </w:r>
     </w:p>
     <w:p>
@@ -22079,7 +22049,7 @@
     <w:p>
       <w:pPr/>
       <w:r>
-        <w:t>I pull out the notebook. The one I've filled with everything I know about him. My fingers fumble as I flip to the entry from February 2020—the one that started it all. The detail that first made me certain.</w:t>
+        <w:t>I pull out the notebook. The one I've filled with him—every habit, every tell, every way in. My fingers fumble to the page that started it all. The one that first told me exactly what he was.</w:t>
       </w:r>
     </w:p>
     <w:p>
@@ -22172,7 +22142,7 @@
     <w:p>
       <w:pPr/>
       <w:r>
-        <w:t>I pick up my phone. No new messages from Josh. He's probably asleep in the mansion, unaware that I'm sitting here in the locked room, surrounded by everything I've gathered about what he's been hiding, wrestling with feelings I shouldn't have.</w:t>
+        <w:t>I pick up my phone. No new messages from Josh. He's probably asleep in the mansion, unaware that I'm sitting here in the locked room, surrounded by every piece of him I've taken apart, wrestling with feelings I shouldn't have.</w:t>
       </w:r>
     </w:p>
     <w:p>
@@ -22381,7 +22351,7 @@
         <w:pStyle w:val="Heading1"/>
       </w:pPr>
       <w:r>
-        <w:t>CHAPTER 21: BLANK SPACES</w:t>
+        <w:t>CHAPTER 21: WHAT SHE TOOK</w:t>
       </w:r>
     </w:p>
     <w:p>
@@ -22704,6 +22674,21 @@
     <w:p>
       <w:pPr/>
       <w:r>
+        <w:t xml:space="preserve">Or—and the thought came cold and unwelcome—someone else had been here. The bruise was real; I hadn't imagined the shape of it. What if the thing I'd half-caught on camera by the gate, the shape that wasn't Eleanor, had come down out of the tree line while I lay drugged and useless in my bed? What if she was protecting me from it—or protecting it from me? </w:t>
+      </w:r>
+      <w:r>
+        <w:rPr>
+          <w:i/>
+        </w:rPr>
+        <w:t>I fell. Slipped on ice.</w:t>
+      </w:r>
+      <w:r>
+        <w:t xml:space="preserve"> People lied like that to keep something buried. I just couldn't tell whose secret it was anymore.</w:t>
+      </w:r>
+    </w:p>
+    <w:p>
+      <w:pPr/>
+      <w:r>
         <w:t>And she wasn't going to tell me.</w:t>
       </w:r>
     </w:p>
@@ -22777,7 +22762,7 @@
         <w:pStyle w:val="Heading1"/>
       </w:pPr>
       <w:r>
-        <w:t>CHAPTER 22: CERTAINTY</w:t>
+        <w:t>CHAPTER 22: THE LOCK</w:t>
       </w:r>
     </w:p>
     <w:p>
@@ -23497,7 +23482,7 @@
         <w:rPr>
           <w:b/>
         </w:rPr>
-        <w:t>IMPOSSIBILITY #4: The Guest Book Signature</w:t>
+        <w:t>IMPOSSIBILITY #4: The Winter of 2020</w:t>
       </w:r>
     </w:p>
     <w:p>
@@ -23509,7 +23494,7 @@
         <w:t>Evidence:</w:t>
       </w:r>
       <w:r>
-        <w:t xml:space="preserve"> According to Eleanor, the guest book holds my handwriting under a fake name, dated February 2020—a signature she says a handwriting analysis would match to me. I've never been allowed to see it; the library pages were torn out before I could.</w:t>
+        <w:t xml:space="preserve"> Eleanor keeps circling that February—dropping hints that I have some connection to the murder I can't remember. She's never once produced anything I could examine. The one estate record she pointed me toward had already been torn out.</w:t>
       </w:r>
     </w:p>
     <w:p>
@@ -23521,7 +23506,7 @@
         <w:t>Why It's Suspicious:</w:t>
       </w:r>
       <w:r>
-        <w:t xml:space="preserve"> By her own account the signature is close enough to mine to raise doubt, dated to a period where she wants me to believe I was here. That's the point.</w:t>
+        <w:t xml:space="preserve"> Every "proof" she implies lives just out of reach—unseeable, unverifiable, always destroyed a step before I get to it. Doubt I can't disprove is more useful to her than evidence I could.</w:t>
       </w:r>
     </w:p>
     <w:p>
@@ -23533,7 +23518,7 @@
         <w:t>Eleanor's Method:</w:t>
       </w:r>
       <w:r>
-        <w:t xml:space="preserve"> Handwriting can be forged with enough practice. She's had access to my notes, my journal, dozens of samples. Or she obtained a document I signed during a drugged state and transferred it somehow. Or the signature isn't actually mine—it needs to look close enough to raise suspicion.</w:t>
+        <w:t xml:space="preserve"> She's had months, my notes, my routines. A person who can plant boots in a locked closet can plant a story about a winter years gone. Or she found a stretch of days I can't contradict because I can't remember them—and blank days are exactly what a drug leaves behind.</w:t>
       </w:r>
     </w:p>
     <w:p>
@@ -23545,7 +23530,7 @@
         <w:t>Conclusion:</w:t>
       </w:r>
       <w:r>
-        <w:t xml:space="preserve"> Forged evidence or drugged-state manipulation. The signature proves nothing except her sophistication.</w:t>
+        <w:t xml:space="preserve"> Insinuation dressed as evidence. It proves nothing except how thorough she's been.</w:t>
       </w:r>
     </w:p>
     <w:p>
@@ -26631,7 +26616,7 @@
         <w:pStyle w:val="Heading1"/>
       </w:pPr>
       <w:r>
-        <w:t>CHAPTER 25: THE BOXES</w:t>
+        <w:t>CHAPTER 25: THE WALL</w:t>
       </w:r>
     </w:p>
     <w:p>
